--- a/Docs/M4 Array Based Sequences and Linked Lists Project Report.docx
+++ b/Docs/M4 Array Based Sequences and Linked Lists Project Report.docx
@@ -28,39 +28,24 @@
           <w:b/>
           <w:bCs/>
         </w:rPr>
-        <w:t xml:space="preserve">Your name: </w:t>
-      </w:r>
+        <w:t>Your name: Joseph Robertson</w:t>
+      </w:r>
+    </w:p>
+    <w:p>
+      <w:pPr>
+        <w:pStyle w:val="Normal"/>
+        <w:rPr/>
+      </w:pPr>
       <w:r>
         <w:rPr>
           <w:b/>
           <w:bCs/>
         </w:rPr>
-        <w:t>Joseph Robertson</w:t>
-      </w:r>
-    </w:p>
-    <w:p>
-      <w:pPr>
-        <w:pStyle w:val="Normal"/>
-        <w:rPr/>
-      </w:pPr>
-      <w:r>
-        <w:rPr>
-          <w:b/>
-          <w:bCs/>
-        </w:rPr>
         <w:t>IDE used</w:t>
       </w:r>
       <w:r>
         <w:rPr/>
-        <w:t xml:space="preserve">:      </w:t>
-      </w:r>
-      <w:r>
-        <w:rPr/>
-        <w:t xml:space="preserve">X </w:t>
-      </w:r>
-      <w:r>
-        <w:rPr/>
-        <w:t>Visual Studio          _____ Replit          _____ Other</w:t>
+        <w:t>:      X Visual Studio          _____ Replit          _____ Other</w:t>
       </w:r>
     </w:p>
     <w:p>
@@ -103,7 +88,7 @@
         <mc:AlternateContent>
           <mc:Choice Requires="wps">
             <w:drawing>
-              <wp:anchor behindDoc="0" distT="0" distB="0" distL="0" distR="0" simplePos="0" locked="0" layoutInCell="1" allowOverlap="1" relativeHeight="2" wp14:anchorId="226E53B2">
+              <wp:anchor behindDoc="0" distT="9525" distB="10160" distL="635" distR="0" simplePos="0" locked="0" layoutInCell="1" allowOverlap="1" relativeHeight="2" wp14:anchorId="226E53B2">
                 <wp:simplePos x="0" y="0"/>
                 <wp:positionH relativeFrom="column">
                   <wp:posOffset>-27305</wp:posOffset>
@@ -217,7 +202,7 @@
         <mc:AlternateContent>
           <mc:Choice Requires="wps">
             <w:drawing>
-              <wp:anchor behindDoc="0" distT="0" distB="33655" distL="0" distR="19050" simplePos="0" locked="0" layoutInCell="1" allowOverlap="1" relativeHeight="3" wp14:anchorId="479B01E8">
+              <wp:anchor behindDoc="0" distT="6985" distB="6350" distL="0" distR="635" simplePos="0" locked="0" layoutInCell="1" allowOverlap="1" relativeHeight="3" wp14:anchorId="479B01E8">
                 <wp:simplePos x="0" y="0"/>
                 <wp:positionH relativeFrom="column">
                   <wp:posOffset>4445</wp:posOffset>
@@ -308,6 +293,173 @@
       </w:pPr>
       <w:r>
         <w:rPr/>
+        <w:t>PROJECT STRUCTURE</w:t>
+        <w:br/>
+        <w:t>=================</w:t>
+        <w:br/>
+        <w:br/>
+        <w:t>Stack (Base Data Structure)</w:t>
+        <w:br/>
+        <w:t xml:space="preserve">  - push(item)</w:t>
+        <w:br/>
+        <w:t xml:space="preserve">  - pop()</w:t>
+        <w:br/>
+        <w:t xml:space="preserve">  - peek()</w:t>
+        <w:br/>
+        <w:t xml:space="preserve">  - is_empty()</w:t>
+        <w:br/>
+        <w:t xml:space="preserve">  - size()</w:t>
+        <w:br/>
+        <w:br/>
+        <w:t>InfixConverter (Converts expression format)</w:t>
+        <w:br/>
+        <w:t xml:space="preserve">  - Input: Infix expression with operators and parentheses</w:t>
+        <w:br/>
+        <w:t xml:space="preserve">  - Output: Postfix expression</w:t>
+        <w:br/>
+        <w:t xml:space="preserve">  - Algorithm: Shunting Yard (Dijkstra)</w:t>
+        <w:br/>
+        <w:br/>
+        <w:t>PostfixEvaluator (Evaluates expression result)</w:t>
+        <w:br/>
+        <w:t xml:space="preserve">  - Input: Postfix expression</w:t>
+        <w:br/>
+        <w:t xml:space="preserve">  - Output: Numeric result</w:t>
+        <w:br/>
+        <w:t xml:space="preserve">  - Algorithm: Stack-based evaluation</w:t>
+        <w:br/>
+        <w:br/>
+        <w:br/>
+        <w:t>ALGORITHM 1: SHUNTING YARD (Infix to Postfix)</w:t>
+        <w:br/>
+        <w:t>==============================================</w:t>
+        <w:br/>
+        <w:br/>
+        <w:t>Input: List of tokens (numbers, operators, parentheses)</w:t>
+        <w:br/>
+        <w:t>Output: Postfix expression string</w:t>
+        <w:br/>
+        <w:br/>
+        <w:t>for each token in input:</w:t>
+        <w:br/>
+        <w:t xml:space="preserve">  if token is operand:</w:t>
+        <w:br/>
+        <w:t xml:space="preserve">    add to output</w:t>
+        <w:br/>
+        <w:t xml:space="preserve">  else if token is '(':</w:t>
+        <w:br/>
+        <w:t xml:space="preserve">    push to stack</w:t>
+        <w:br/>
+        <w:t xml:space="preserve">  else if token is ')':</w:t>
+        <w:br/>
+        <w:t xml:space="preserve">    while stack not empty and top != '(':</w:t>
+        <w:br/>
+        <w:t xml:space="preserve">      pop from stack, add to output</w:t>
+        <w:br/>
+        <w:t xml:space="preserve">    pop '(' from stack</w:t>
+        <w:br/>
+        <w:t xml:space="preserve">  else if token is operator:</w:t>
+        <w:br/>
+        <w:t xml:space="preserve">    while stack not empty and top is operator with higher/equal precedence:</w:t>
+        <w:br/>
+        <w:t xml:space="preserve">      pop from stack, add to output</w:t>
+        <w:br/>
+        <w:t xml:space="preserve">    push token to stack</w:t>
+        <w:br/>
+        <w:br/>
+        <w:t>while stack not empty:</w:t>
+        <w:br/>
+        <w:t xml:space="preserve">  pop from stack, add to output</w:t>
+        <w:br/>
+        <w:br/>
+        <w:t>return output as string</w:t>
+        <w:br/>
+        <w:br/>
+        <w:br/>
+        <w:t>ALGORITHM 2: POSTFIX EVALUATION</w:t>
+        <w:br/>
+        <w:t>================================</w:t>
+        <w:br/>
+        <w:br/>
+        <w:t>Input: Postfix expression string (space-separated tokens)</w:t>
+        <w:br/>
+        <w:t>Output: Numeric result</w:t>
+        <w:br/>
+        <w:br/>
+        <w:t>for each token in input:</w:t>
+        <w:br/>
+        <w:t xml:space="preserve">  if token is operator:</w:t>
+        <w:br/>
+        <w:t xml:space="preserve">    operand2 = pop()</w:t>
+        <w:br/>
+        <w:t xml:space="preserve">    operand1 = pop()</w:t>
+        <w:br/>
+        <w:t xml:space="preserve">    result = apply_operator(operator, operand1, operand2)</w:t>
+        <w:br/>
+        <w:t xml:space="preserve">    push(result)</w:t>
+        <w:br/>
+        <w:t xml:space="preserve">  else:</w:t>
+        <w:br/>
+        <w:t xml:space="preserve">    parse token as number</w:t>
+        <w:br/>
+        <w:t xml:space="preserve">    push(number)</w:t>
+        <w:br/>
+        <w:br/>
+        <w:t>if stack size != 1:</w:t>
+        <w:br/>
+        <w:t xml:space="preserve">  raise error (invalid expression)</w:t>
+        <w:br/>
+        <w:br/>
+        <w:t>return pop()</w:t>
+        <w:br/>
+        <w:br/>
+        <w:br/>
+        <w:t>OPERATOR PRECEDENCE TABLE</w:t>
+        <w:br/>
+        <w:t>==========================</w:t>
+        <w:br/>
+        <w:br/>
+        <w:t>Precedence 1 (lowest):  + -</w:t>
+        <w:br/>
+        <w:t>Precedence 2 (highest): * /</w:t>
+        <w:br/>
+        <w:br/>
+        <w:t>All operators are left-associative (evaluate left to right)</w:t>
+        <w:br/>
+        <w:br/>
+        <w:br/>
+        <w:t>EXECUTION FLOW</w:t>
+        <w:br/>
+        <w:t>==============</w:t>
+        <w:br/>
+        <w:br/>
+        <w:t>1. User provides infix expression: "A + B * C"</w:t>
+        <w:br/>
+        <w:t>2. InfixConverter.convert() uses Shunting Yard</w:t>
+        <w:br/>
+        <w:t>3. Output: "A B C * +"</w:t>
+        <w:br/>
+        <w:t>4. PostfixEvaluator.evaluate() processes postfix</w:t>
+        <w:br/>
+        <w:t>5. Returns numeric result (or variable reference)</w:t>
+        <w:br/>
+        <w:br/>
+        <w:br/>
+        <w:t>TEST COVERAGE</w:t>
+        <w:br/>
+        <w:t>=============</w:t>
+        <w:br/>
+        <w:br/>
+        <w:t>Numeric postfix:</w:t>
+        <w:br/>
+        <w:t xml:space="preserve">  10 expressions with expected results (8, 9, 29, etc.)</w:t>
+        <w:br/>
+        <w:br/>
+        <w:t>Algebraic infix:</w:t>
+        <w:br/>
+        <w:t xml:space="preserve">  10 expressions with parentheses and operator precedence</w:t>
+        <w:br/>
+        <w:t xml:space="preserve">  Validates correct postfix conversion without evaluation</w:t>
       </w:r>
     </w:p>
     <w:p>
@@ -350,6 +502,7 @@
       </w:pPr>
       <w:r>
         <w:rPr/>
+        <w:t>using the test data provided in the project instructions I compared inputs to the desired outputs.</w:t>
       </w:r>
     </w:p>
     <w:p>
@@ -408,6 +561,7 @@
           <w:kern w:val="0"/>
           <w14:ligatures w14:val="none"/>
         </w:rPr>
+        <w:t>Implementing the infix_converter shunting yard algorithm.</w:t>
       </w:r>
     </w:p>
     <w:p>
@@ -484,6 +638,7 @@
           <w:b/>
           <w:bCs/>
         </w:rPr>
+        <w:t>Infix-postfix notation</w:t>
       </w:r>
     </w:p>
     <w:p>
@@ -502,7 +657,7 @@
         <mc:AlternateContent>
           <mc:Choice Requires="wps">
             <w:drawing>
-              <wp:anchor behindDoc="0" distT="0" distB="20320" distL="0" distR="30480" simplePos="0" locked="0" layoutInCell="1" allowOverlap="1" relativeHeight="4" wp14:anchorId="2668F33A">
+              <wp:anchor behindDoc="0" distT="6350" distB="6350" distL="635" distR="0" simplePos="0" locked="0" layoutInCell="1" allowOverlap="1" relativeHeight="4" wp14:anchorId="2668F33A">
                 <wp:simplePos x="0" y="0"/>
                 <wp:positionH relativeFrom="column">
                   <wp:posOffset>18415</wp:posOffset>
@@ -626,7 +781,7 @@
         <mc:AlternateContent>
           <mc:Choice Requires="wps">
             <w:drawing>
-              <wp:anchor behindDoc="0" distT="0" distB="33655" distL="0" distR="19050" simplePos="0" locked="0" layoutInCell="1" allowOverlap="1" relativeHeight="5" wp14:anchorId="7F2F653C">
+              <wp:anchor behindDoc="0" distT="6985" distB="6350" distL="0" distR="635" simplePos="0" locked="0" layoutInCell="1" allowOverlap="1" relativeHeight="5" wp14:anchorId="7F2F653C">
                 <wp:simplePos x="0" y="0"/>
                 <wp:positionH relativeFrom="column">
                   <wp:posOffset>4445</wp:posOffset>
@@ -1700,6 +1855,7 @@
     <w:rsid w:val="00ce7ae7"/>
     <w:pPr>
       <w:widowControl/>
+      <w:suppressAutoHyphens w:val="true"/>
       <w:bidi w:val="0"/>
       <w:spacing w:lineRule="auto" w:line="259" w:before="0" w:after="160"/>
       <w:jc w:val="left"/>

--- a/Docs/M4 Array Based Sequences and Linked Lists Project Report.docx
+++ b/Docs/M4 Array Based Sequences and Linked Lists Project Report.docx
@@ -285,59 +285,8 @@
         </w:rPr>
         <w:t>(algorithm, structure chart, flowchart, and/or pseudocode)</w:t>
       </w:r>
-    </w:p>
-    <w:p>
-      <w:pPr>
-        <w:pStyle w:val="Normal"/>
-        <w:rPr/>
-      </w:pPr>
-      <w:r>
-        <w:rPr/>
-        <w:t>PROJECT STRUCTURE</w:t>
-        <w:br/>
-        <w:t>=================</w:t>
-        <w:br/>
-        <w:br/>
-        <w:t>Stack (Base Data Structure)</w:t>
-        <w:br/>
-        <w:t xml:space="preserve">  - push(item)</w:t>
-        <w:br/>
-        <w:t xml:space="preserve">  - pop()</w:t>
-        <w:br/>
-        <w:t xml:space="preserve">  - peek()</w:t>
-        <w:br/>
-        <w:t xml:space="preserve">  - is_empty()</w:t>
-        <w:br/>
-        <w:t xml:space="preserve">  - size()</w:t>
-        <w:br/>
-        <w:br/>
-        <w:t>InfixConverter (Converts expression format)</w:t>
-        <w:br/>
-        <w:t xml:space="preserve">  - Input: Infix expression with operators and parentheses</w:t>
-        <w:br/>
-        <w:t xml:space="preserve">  - Output: Postfix expression</w:t>
-        <w:br/>
-        <w:t xml:space="preserve">  - Algorithm: Shunting Yard (Dijkstra)</w:t>
-        <w:br/>
-        <w:br/>
-        <w:t>PostfixEvaluator (Evaluates expression result)</w:t>
-        <w:br/>
-        <w:t xml:space="preserve">  - Input: Postfix expression</w:t>
-        <w:br/>
-        <w:t xml:space="preserve">  - Output: Numeric result</w:t>
-        <w:br/>
-        <w:t xml:space="preserve">  - Algorithm: Stack-based evaluation</w:t>
-        <w:br/>
-        <w:br/>
-        <w:br/>
-        <w:t>ALGORITHM 1: SHUNTING YARD (Infix to Postfix)</w:t>
-        <w:br/>
-        <w:t>==============================================</w:t>
-        <w:br/>
-        <w:br/>
-        <w:t>Input: List of tokens (numbers, operators, parentheses)</w:t>
-        <w:br/>
-        <w:t>Output: Postfix expression string</w:t>
+      <w:r>
+        <w:rPr/>
         <w:br/>
         <w:br/>
         <w:t>for each token in input:</w:t>
@@ -413,62 +362,6 @@
         <w:t>return pop()</w:t>
         <w:br/>
         <w:br/>
-        <w:br/>
-        <w:t>OPERATOR PRECEDENCE TABLE</w:t>
-        <w:br/>
-        <w:t>==========================</w:t>
-        <w:br/>
-        <w:br/>
-        <w:t>Precedence 1 (lowest):  + -</w:t>
-        <w:br/>
-        <w:t>Precedence 2 (highest): * /</w:t>
-        <w:br/>
-        <w:br/>
-        <w:t>All operators are left-associative (evaluate left to right)</w:t>
-        <w:br/>
-        <w:br/>
-        <w:br/>
-        <w:t>EXECUTION FLOW</w:t>
-        <w:br/>
-        <w:t>==============</w:t>
-        <w:br/>
-        <w:br/>
-        <w:t>1. User provides infix expression: "A + B * C"</w:t>
-        <w:br/>
-        <w:t>2. InfixConverter.convert() uses Shunting Yard</w:t>
-        <w:br/>
-        <w:t>3. Output: "A B C * +"</w:t>
-        <w:br/>
-        <w:t>4. PostfixEvaluator.evaluate() processes postfix</w:t>
-        <w:br/>
-        <w:t>5. Returns numeric result (or variable reference)</w:t>
-        <w:br/>
-        <w:br/>
-        <w:br/>
-        <w:t>TEST COVERAGE</w:t>
-        <w:br/>
-        <w:t>=============</w:t>
-        <w:br/>
-        <w:br/>
-        <w:t>Numeric postfix:</w:t>
-        <w:br/>
-        <w:t xml:space="preserve">  10 expressions with expected results (8, 9, 29, etc.)</w:t>
-        <w:br/>
-        <w:br/>
-        <w:t>Algebraic infix:</w:t>
-        <w:br/>
-        <w:t xml:space="preserve">  10 expressions with parentheses and operator precedence</w:t>
-        <w:br/>
-        <w:t xml:space="preserve">  Validates correct postfix conversion without evaluation</w:t>
-      </w:r>
-    </w:p>
-    <w:p>
-      <w:pPr>
-        <w:pStyle w:val="Normal"/>
-        <w:rPr/>
-      </w:pPr>
-      <w:r>
-        <w:rPr/>
       </w:r>
     </w:p>
     <w:p>
@@ -601,6 +494,7 @@
           <w:kern w:val="0"/>
           <w14:ligatures w14:val="none"/>
         </w:rPr>
+        <w:t>My first algorithm was only able to handle numbers and now accepts algebraic characters.</w:t>
       </w:r>
     </w:p>
     <w:p>

--- a/Docs/M4 Array Based Sequences and Linked Lists Project Report.docx
+++ b/Docs/M4 Array Based Sequences and Linked Lists Project Report.docx
@@ -766,6 +766,33 @@
       </w:pPr>
       <w:r>
         <w:rPr/>
+        <w:t>even/odds object derived from linked list data type to have function to .split() itself into two lists.</w:t>
+      </w:r>
+    </w:p>
+    <w:p>
+      <w:pPr>
+        <w:pStyle w:val="Normal"/>
+        <w:rPr/>
+      </w:pPr>
+      <w:r>
+        <w:rPr/>
+        <w:t>split() Method - 5 phases:</w:t>
+        <w:br/>
+        <w:br/>
+        <w:t>Phase 1: Initialize</w:t>
+        <w:br/>
+        <w:t>Phase 2: Traverse and Reroute</w:t>
+        <w:br/>
+        <w:t>Phase 3: Cleanup Tail Pointers</w:t>
+        <w:br/>
+        <w:t>Phase 4: Transfer State</w:t>
+        <w:br/>
+        <w:t>Phase 5: Empty Original</w:t>
+        <w:br/>
+        <w:t>display() Method</w:t>
+        <w:br/>
+        <w:br/>
+        <w:t>Main Program Execution</w:t>
       </w:r>
     </w:p>
     <w:p>
@@ -806,6 +833,7 @@
       </w:pPr>
       <w:r>
         <w:rPr/>
+        <w:t>Used sample data from programming instructions to test for desired output.</w:t>
       </w:r>
     </w:p>
     <w:p>
@@ -864,6 +892,7 @@
           <w:kern w:val="0"/>
           <w14:ligatures w14:val="none"/>
         </w:rPr>
+        <w:t>Rethinking python through the lense of my previous C++ experience. I hadn’t really thought about “pointers” to data in python per se.</w:t>
       </w:r>
     </w:p>
     <w:p>
@@ -903,6 +932,7 @@
           <w:kern w:val="0"/>
           <w14:ligatures w14:val="none"/>
         </w:rPr>
+        <w:t>Managing my own mental state while working on bigger files is difficult. I often half to drink a lot of coffee.</w:t>
       </w:r>
     </w:p>
     <w:p>
@@ -929,24 +959,13 @@
     </w:p>
     <w:p>
       <w:pPr>
-        <w:pStyle w:val="Normal"/>
-        <w:rPr>
-          <w:b/>
-          <w:bCs/>
-        </w:rPr>
-      </w:pPr>
-      <w:r>
-        <w:rPr>
-          <w:b/>
-          <w:bCs/>
-        </w:rPr>
-      </w:r>
-    </w:p>
-    <w:p>
-      <w:pPr>
         <w:pStyle w:val="ListParagraph"/>
+        <w:numPr>
+          <w:ilvl w:val="0"/>
+          <w:numId w:val="0"/>
+        </w:numPr>
         <w:spacing w:before="0" w:after="160"/>
-        <w:ind w:left="0"/>
+        <w:ind w:hanging="0" w:left="360"/>
         <w:contextualSpacing/>
         <w:rPr>
           <w:rFonts w:ascii="Calibri" w:hAnsi="Calibri" w:eastAsia="Calibri" w:cs="Times New Roman"/>
@@ -960,6 +979,7 @@
           <w:kern w:val="0"/>
           <w14:ligatures w14:val="none"/>
         </w:rPr>
+        <w:t>The advantages of sequential lists. Having data all over the place seems inefficient to me.</w:t>
       </w:r>
     </w:p>
     <w:sectPr>
